--- a/docs/installation/Install-Arelle-XBRL-validator.docx
+++ b/docs/installation/Install-Arelle-XBRL-validator.docx
@@ -74,6 +74,50 @@
           <w:szCs w:val="28"/>
         </w:rPr>
         <w:t> download "Win 64 Installer" and install on Windows</w:t>
+      </w:r>
+    </w:p>
+    <w:p>
+      <w:pPr>
+        <w:pStyle w:val="BodyText"/>
+        <w:bidi w:val="0"/>
+        <w:jc w:val="start"/>
+        <w:rPr>
+          <w:rFonts w:ascii="Times New Roman" w:hAnsi="Times New Roman"/>
+          <w:sz w:val="28"/>
+          <w:szCs w:val="28"/>
+        </w:rPr>
+      </w:pPr>
+      <w:r>
+        <w:rPr/>
+        <w:t xml:space="preserve">Add </w:t>
+      </w:r>
+      <w:r>
+        <w:rPr>
+          <w:rFonts w:ascii="Consolas;Courier New;monospace" w:hAnsi="Consolas;Courier New;monospace"/>
+          <w:b w:val="false"/>
+          <w:color w:val="3B3B3B"/>
+          <w:sz w:val="27"/>
+          <w:shd w:fill="FFFFFF" w:val="clear"/>
+        </w:rPr>
+        <w:t>arelleGUI</w:t>
+      </w:r>
+      <w:r>
+        <w:rPr>
+          <w:rFonts w:ascii="Consolas;Courier New;monospace" w:hAnsi="Consolas;Courier New;monospace"/>
+          <w:color w:val="3B3B3B"/>
+          <w:sz w:val="27"/>
+          <w:shd w:fill="FFFFFF" w:val="clear"/>
+        </w:rPr>
+        <w:t xml:space="preserve">.exe to system </w:t>
+      </w:r>
+      <w:r>
+        <w:rPr>
+          <w:rFonts w:ascii="Consolas;Courier New;monospace" w:hAnsi="Consolas;Courier New;monospace"/>
+          <w:color w:val="000000"/>
+          <w:sz w:val="27"/>
+          <w:shd w:fill="FFFFFF" w:val="clear"/>
+        </w:rPr>
+        <w:t>PATH</w:t>
       </w:r>
     </w:p>
     <w:p>
@@ -968,7 +1012,7 @@
     <w:pPr>
       <w:widowControl/>
       <w:suppressAutoHyphens w:val="true"/>
-      <w:overflowPunct w:val="true"/>
+      <w:overflowPunct w:val="false"/>
       <w:bidi w:val="0"/>
       <w:spacing w:before="0" w:after="0"/>
       <w:jc w:val="start"/>
@@ -1024,8 +1068,8 @@
       <w:iCs/>
     </w:rPr>
   </w:style>
-  <w:style w:type="character" w:styleId="Bullets">
-    <w:name w:val="Bullets"/>
+  <w:style w:type="character" w:styleId="Bulletsuser">
+    <w:name w:val="Bullets (user)"/>
     <w:qFormat/>
     <w:rPr>
       <w:rFonts w:ascii="OpenSymbol" w:hAnsi="OpenSymbol" w:eastAsia="OpenSymbol" w:cs="OpenSymbol"/>

--- a/docs/installation/Install-Arelle-XBRL-validator.docx
+++ b/docs/installation/Install-Arelle-XBRL-validator.docx
@@ -159,6 +159,28 @@
     <w:p>
       <w:pPr>
         <w:pStyle w:val="Normal"/>
+        <w:spacing w:before="0" w:after="160"/>
+        <w:rPr/>
+      </w:pPr>
+      <w:r>
+        <w:rPr/>
+        <w:t xml:space="preserve">Under </w:t>
+      </w:r>
+      <w:r>
+        <w:rPr>
+          <w:b/>
+          <w:bCs/>
+        </w:rPr>
+        <w:t>Help → Manage plug-ins</w:t>
+      </w:r>
+      <w:r>
+        <w:rPr/>
+        <w:t>: click on “Select” button, from the list choose “ EDGAR Renderer”, Enable all, and Close. Restart Arelle.</w:t>
+      </w:r>
+    </w:p>
+    <w:p>
+      <w:pPr>
+        <w:pStyle w:val="Normal"/>
         <w:numPr>
           <w:ilvl w:val="0"/>
           <w:numId w:val="0"/>
@@ -194,7 +216,7 @@
       </w:pPr>
       <w:r>
         <w:rPr/>
-        <w:t>choose “Disclosure system checks”.</w:t>
+        <w:t xml:space="preserve">choose “Disclosure system checks”. </w:t>
       </w:r>
     </w:p>
     <w:p>
@@ -209,7 +231,7 @@
       </w:pPr>
       <w:r>
         <w:rPr/>
-        <w:t>Select disclosure system: choose “US SEC (Edgar Filing Manual Pragmatic)”.</w:t>
+        <w:t>Select disclosure system: choose “US SEC (EDGAR Filing Manual Pragmatic)”.</w:t>
       </w:r>
     </w:p>
     <w:p>
@@ -422,17 +444,6 @@
       </w:pPr>
       <w:r>
         <w:rPr/>
-        <w:t>Under Tools → iXBRL Viewer → Settings: select “Launch on Load”, “Copy Script”, and “Highlight facts on startup”.</w:t>
-      </w:r>
-    </w:p>
-    <w:p>
-      <w:pPr>
-        <w:pStyle w:val="Normal"/>
-        <w:spacing w:before="0" w:after="160"/>
-        <w:rPr/>
-      </w:pPr>
-      <w:r>
-        <w:rPr/>
         <w:t xml:space="preserve">Under </w:t>
       </w:r>
       <w:r>
@@ -455,18 +466,62 @@
       </w:pPr>
       <w:r>
         <w:rPr/>
-        <w:t xml:space="preserve">Under </w:t>
+        <w:t>Installation completed.</w:t>
+      </w:r>
+    </w:p>
+    <w:p>
+      <w:pPr>
+        <w:pStyle w:val="Normal"/>
+        <w:spacing w:before="0" w:after="160"/>
+        <w:rPr/>
+      </w:pPr>
+      <w:r>
+        <w:rPr/>
+        <w:t>Quit Arelle.</w:t>
+      </w:r>
+    </w:p>
+    <w:p>
+      <w:pPr>
+        <w:pStyle w:val="Normal"/>
+        <w:spacing w:before="0" w:after="160"/>
+        <w:rPr/>
+      </w:pPr>
+      <w:r>
+        <w:rPr/>
+        <w:t>----</w:t>
+      </w:r>
+    </w:p>
+    <w:p>
+      <w:pPr>
+        <w:pStyle w:val="Normal"/>
+        <w:spacing w:before="0" w:after="160"/>
+        <w:rPr/>
+      </w:pPr>
+      <w:r>
+        <w:rPr/>
+        <w:t xml:space="preserve">After setting up </w:t>
       </w:r>
       <w:r>
         <w:rPr>
           <w:b/>
           <w:bCs/>
         </w:rPr>
-        <w:t>Help → Manage plug-ins</w:t>
-      </w:r>
-      <w:r>
-        <w:rPr/>
-        <w:t>: click on “Select” button, from the list choose “Edgar Renderer”, and click OK. Restart Arelle.</w:t>
+        <w:t>AppIO</w:t>
+      </w:r>
+      <w:r>
+        <w:rPr/>
+        <w:t xml:space="preserve"> directory:</w:t>
+      </w:r>
+    </w:p>
+    <w:p>
+      <w:pPr>
+        <w:pStyle w:val="Normal"/>
+        <w:spacing w:before="0" w:after="160"/>
+        <w:rPr/>
+      </w:pPr>
+      <w:r>
+        <w:rPr/>
+        <w:t>From Windows app menu, Open Arelle:</w:t>
       </w:r>
     </w:p>
     <w:p>
@@ -492,6 +547,17 @@
           <w:bCs w:val="false"/>
         </w:rPr>
         <w:t xml:space="preserve"> Under Locally select file C:\AppIO\user_input\us-gaap-2026.zip, and click OK.</w:t>
+      </w:r>
+    </w:p>
+    <w:p>
+      <w:pPr>
+        <w:pStyle w:val="Normal"/>
+        <w:spacing w:before="0" w:after="160"/>
+        <w:rPr/>
+      </w:pPr>
+      <w:r>
+        <w:rPr/>
+        <w:t>Quit Arelle.</w:t>
       </w:r>
     </w:p>
     <w:p>
@@ -515,7 +581,31 @@
       </w:pPr>
       <w:r>
         <w:rPr/>
-        <w:t xml:space="preserve">After running the application, disclosure-pilot-ai, and saving the report files, Arelle may be used to view them. </w:t>
+        <w:t xml:space="preserve">After running the application, </w:t>
+      </w:r>
+      <w:r>
+        <w:rPr/>
+        <w:t>D</w:t>
+      </w:r>
+      <w:r>
+        <w:rPr/>
+        <w:t xml:space="preserve">isclosure </w:t>
+      </w:r>
+      <w:r>
+        <w:rPr/>
+        <w:t>P</w:t>
+      </w:r>
+      <w:r>
+        <w:rPr/>
+        <w:t xml:space="preserve">ilot </w:t>
+      </w:r>
+      <w:r>
+        <w:rPr/>
+        <w:t>AI</w:t>
+      </w:r>
+      <w:r>
+        <w:rPr/>
+        <w:t>, and saving the report files, Arelle may be used to view them.</w:t>
       </w:r>
     </w:p>
     <w:p>
@@ -527,7 +617,7 @@
       </w:pPr>
       <w:r>
         <w:rPr/>
-        <w:t>From Arelle file menu, open file and select the .htm file under the AppIO/reports directory.</w:t>
+        <w:t>From Windows app menu, Open Arelle.</w:t>
       </w:r>
     </w:p>
     <w:p>
@@ -539,7 +629,7 @@
       </w:pPr>
       <w:r>
         <w:rPr/>
-        <w:t>Arelle will open a browser window:</w:t>
+        <w:t>From Arelle file menu, open file and select the .htm file under the AppIO/reports directory.</w:t>
       </w:r>
     </w:p>
     <w:p>
@@ -551,6 +641,18 @@
       </w:pPr>
       <w:r>
         <w:rPr/>
+        <w:t>Arelle will open a browser window:</w:t>
+      </w:r>
+    </w:p>
+    <w:p>
+      <w:pPr>
+        <w:pStyle w:val="BodyText"/>
+        <w:bidi w:val="0"/>
+        <w:jc w:val="start"/>
+        <w:rPr/>
+      </w:pPr>
+      <w:r>
+        <w:rPr/>
         <w:t>The Arelle “</w:t>
       </w:r>
       <w:r>
@@ -563,6 +665,17 @@
       <w:r>
         <w:rPr/>
         <w:t>” web page displays the HTML file just like the SEC Filings. Arelle adds red border styles to highlight the iXBRL tagged items between two red lines.</w:t>
+      </w:r>
+    </w:p>
+    <w:p>
+      <w:pPr>
+        <w:pStyle w:val="Normal"/>
+        <w:spacing w:before="0" w:after="160"/>
+        <w:rPr/>
+      </w:pPr>
+      <w:r>
+        <w:rPr/>
+        <w:t>Quit Arelle.</w:t>
       </w:r>
     </w:p>
     <w:p>
@@ -581,6 +694,7 @@
       <w:type w:val="nextPage"/>
       <w:pgSz w:w="12240" w:h="15840"/>
       <w:pgMar w:left="1134" w:right="1134" w:gutter="0" w:header="0" w:top="1134" w:footer="0" w:bottom="1134"/>
+      <w:paperSrc w:first="0" w:other="0"/>
       <w:pgNumType w:fmt="decimal"/>
       <w:formProt w:val="false"/>
       <w:textDirection w:val="lrTb"/>
@@ -1012,7 +1126,7 @@
     <w:pPr>
       <w:widowControl/>
       <w:suppressAutoHyphens w:val="true"/>
-      <w:overflowPunct w:val="false"/>
+      <w:overflowPunct w:val="true"/>
       <w:bidi w:val="0"/>
       <w:spacing w:before="0" w:after="0"/>
       <w:jc w:val="start"/>
@@ -1068,8 +1182,8 @@
       <w:iCs/>
     </w:rPr>
   </w:style>
-  <w:style w:type="character" w:styleId="Bulletsuser">
-    <w:name w:val="Bullets (user)"/>
+  <w:style w:type="character" w:styleId="Bullets">
+    <w:name w:val="Bullets"/>
     <w:qFormat/>
     <w:rPr>
       <w:rFonts w:ascii="OpenSymbol" w:hAnsi="OpenSymbol" w:eastAsia="OpenSymbol" w:cs="OpenSymbol"/>

--- a/docs/installation/Install-Arelle-XBRL-validator.docx
+++ b/docs/installation/Install-Arelle-XBRL-validator.docx
@@ -216,7 +216,7 @@
       </w:pPr>
       <w:r>
         <w:rPr/>
-        <w:t xml:space="preserve">choose “Disclosure system checks”. </w:t>
+        <w:t>Select disclosure system: choose “US SEC (EDGAR Filing Manual Pragmatic)”.</w:t>
       </w:r>
     </w:p>
     <w:p>
@@ -231,7 +231,7 @@
       </w:pPr>
       <w:r>
         <w:rPr/>
-        <w:t>Select disclosure system: choose “US SEC (EDGAR Filing Manual Pragmatic)”.</w:t>
+        <w:t xml:space="preserve">choose “Disclosure system checks”. </w:t>
       </w:r>
     </w:p>
     <w:p>
@@ -246,7 +246,15 @@
       </w:pPr>
       <w:r>
         <w:rPr/>
-        <w:t>Base taxonomy validation: select “Use disclosure system settings”.</w:t>
+        <w:t>Base taxonomy validation: select “</w:t>
+      </w:r>
+      <w:r>
+        <w:rPr/>
+        <w:t>Don’t validate any base files</w:t>
+      </w:r>
+      <w:r>
+        <w:rPr/>
+        <w:t>”.</w:t>
       </w:r>
     </w:p>
     <w:p>
@@ -581,31 +589,7 @@
       </w:pPr>
       <w:r>
         <w:rPr/>
-        <w:t xml:space="preserve">After running the application, </w:t>
-      </w:r>
-      <w:r>
-        <w:rPr/>
-        <w:t>D</w:t>
-      </w:r>
-      <w:r>
-        <w:rPr/>
-        <w:t xml:space="preserve">isclosure </w:t>
-      </w:r>
-      <w:r>
-        <w:rPr/>
-        <w:t>P</w:t>
-      </w:r>
-      <w:r>
-        <w:rPr/>
-        <w:t xml:space="preserve">ilot </w:t>
-      </w:r>
-      <w:r>
-        <w:rPr/>
-        <w:t>AI</w:t>
-      </w:r>
-      <w:r>
-        <w:rPr/>
-        <w:t>, and saving the report files, Arelle may be used to view them.</w:t>
+        <w:t>After running the application, Disclosure Pilot AI, and saving the report files, Arelle may be used to view them.</w:t>
       </w:r>
     </w:p>
     <w:p>
@@ -1126,7 +1110,7 @@
     <w:pPr>
       <w:widowControl/>
       <w:suppressAutoHyphens w:val="true"/>
-      <w:overflowPunct w:val="true"/>
+      <w:overflowPunct w:val="false"/>
       <w:bidi w:val="0"/>
       <w:spacing w:before="0" w:after="0"/>
       <w:jc w:val="start"/>
@@ -1182,8 +1166,8 @@
       <w:iCs/>
     </w:rPr>
   </w:style>
-  <w:style w:type="character" w:styleId="Bullets">
-    <w:name w:val="Bullets"/>
+  <w:style w:type="character" w:styleId="Bulletsuser">
+    <w:name w:val="Bullets (user)"/>
     <w:qFormat/>
     <w:rPr>
       <w:rFonts w:ascii="OpenSymbol" w:hAnsi="OpenSymbol" w:eastAsia="OpenSymbol" w:cs="OpenSymbol"/>
